--- a/themes/appendices/Приложения — врачу 20.10.2026.docx
+++ b/themes/appendices/Приложения — врачу 20.10.2026.docx
@@ -159,7 +159,7 @@
         <w:t xml:space="preserve"> </w:t>
       </w:r>
       <w:r>
-        <w:t xml:space="preserve">В книге нет текста о несильных тянущих ощущениях; в строке — «позвонить врачу сегодня или завтра, если тянет несильно и проходит в покое». Достаточно ли этого?</w:t>
+        <w:t xml:space="preserve">Уровень «позвонить врачу сегодня или завтра, если тянет несильно и проходит в покое» взят из Раздела 0 (пункт 0.4) и Темы 11; кратковременное напряжение матки, которое проходит в покое за 15–20 минут, срочного обращения не требует (Тема 4, раздел 4.8). Верно ли это разграничение?</w:t>
       </w:r>
     </w:p>
     <w:p>
@@ -449,7 +449,7 @@
               <w:jc w:val="left"/>
             </w:pPr>
             <w:r>
-              <w:t xml:space="preserve">—</w:t>
+              <w:t xml:space="preserve">Тема 4, раздел 4.8</w:t>
             </w:r>
           </w:p>
         </w:tc>
